--- a/exports/漂浮方舟_低刺激迷走_应用研发思考.docx
+++ b/exports/漂浮方舟_低刺激迷走_应用研发思考.docx
@@ -4128,6 +4128,66 @@
                 <w:rFonts w:ascii="微软雅黑" w:hAnsi="微软雅黑" w:eastAsia="微软雅黑"/>
                 <w:b w:val="0"/>
               </w:rPr>
+              <w:t>应用↔专利对照</w:t>
+            </w:r>
+          </w:p>
+        </w:tc>
+        <w:tc>
+          <w:tcPr>
+            <w:tcW w:type="dxa" w:w="4320"/>
+          </w:tcPr>
+          <w:p>
+            <w:r/>
+            <w:r>
+              <w:rPr>
+                <w:rFonts w:ascii="微软雅黑" w:hAnsi="微软雅黑" w:eastAsia="微软雅黑"/>
+                <w:b w:val="0"/>
+              </w:rPr>
+              <w:t xml:space="preserve">专利库 </w:t>
+            </w:r>
+            <w:r>
+              <w:rPr>
+                <w:rFonts w:ascii="微软雅黑" w:hAnsi="微软雅黑" w:eastAsia="微软雅黑"/>
+                <w:color w:val="B03060"/>
+              </w:rPr>
+              <w:t>PAT-MAP-009</w:t>
+            </w:r>
+            <w:r>
+              <w:rPr>
+                <w:rFonts w:ascii="微软雅黑" w:hAnsi="微软雅黑" w:eastAsia="微软雅黑"/>
+                <w:b w:val="0"/>
+              </w:rPr>
+              <w:t xml:space="preserve">（入口）+ </w:t>
+            </w:r>
+            <w:r>
+              <w:rPr>
+                <w:rFonts w:ascii="微软雅黑" w:hAnsi="微软雅黑" w:eastAsia="微软雅黑"/>
+                <w:color w:val="B03060"/>
+              </w:rPr>
+              <w:t>PAT-XREF-002</w:t>
+            </w:r>
+            <w:r>
+              <w:rPr>
+                <w:rFonts w:ascii="微软雅黑" w:hAnsi="微软雅黑" w:eastAsia="微软雅黑"/>
+                <w:b w:val="0"/>
+              </w:rPr>
+              <w:t>（对照表）。不新写权要</w:t>
+            </w:r>
+          </w:p>
+        </w:tc>
+      </w:tr>
+      <w:tr>
+        <w:tc>
+          <w:tcPr>
+            <w:tcW w:type="dxa" w:w="4320"/>
+          </w:tcPr>
+          <w:p>
+            <w:r/>
+            <w:r>
+              <w:rPr>
+                <w:rFonts w:ascii="微软雅黑" w:hAnsi="微软雅黑" w:eastAsia="微软雅黑"/>
+                <w:b w:val="0"/>
+              </w:rPr>
               <w:t>哪些方向行业已在卖、别当创新去堆</w:t>
             </w:r>
           </w:p>
@@ -4157,7 +4217,7 @@
                 <w:rFonts w:ascii="微软雅黑" w:hAnsi="微软雅黑" w:eastAsia="微软雅黑"/>
                 <w:b w:val="0"/>
               </w:rPr>
-              <w:t>（只当黑名单和工程菜单，本任务不写专利）</w:t>
+              <w:t>（黑名单和工程菜单）</w:t>
             </w:r>
           </w:p>
         </w:tc>
